--- a/CiteNest_Oracle_Production_Server_Installation_Guide.docx
+++ b/CiteNest_Oracle_Production_Server_Installation_Guide.docx
@@ -2499,6 +2499,138 @@
     <w:p>
       <w:r>
         <w:t>This sequence helps identify whether an outage originates in PostgreSQL, the Next.js application, Cloudflare Tunnel, or server resources.</w:t>
+      </w:r>
+    </w:p>
+    <w:p>
+      <w:pPr>
+        <w:pStyle w:val="Heading1"/>
+      </w:pPr>
+      <w:r>
+        <w:t>31. Important Fix: Keep CiteNest Running After SSH Disconnect</w:t>
+      </w:r>
+    </w:p>
+    <w:p>
+      <w:r>
+        <w:t>During final production testing, the CiteNest systemd unit existed but was disabled and inactive. This caused the website to stop after the manually started Next.js process ended or the SSH session was closed. The permanent fix is to enable and start the systemd service.</w:t>
+      </w:r>
+    </w:p>
+    <w:p>
+      <w:pPr>
+        <w:pStyle w:val="CodeBlock"/>
+        <w:shd w:fill="F3F5F7"/>
+      </w:pPr>
+      <w:r>
+        <w:t>sudo systemctl enable --now citenest-site</w:t>
+      </w:r>
+    </w:p>
+    <w:p>
+      <w:r>
+        <w:t>Why: enable configures citenest-site to start automatically during server boot. --now also starts the service immediately, so a separate start command is not required.</w:t>
+      </w:r>
+    </w:p>
+    <w:p>
+      <w:pPr>
+        <w:pStyle w:val="CodeBlock"/>
+        <w:shd w:fill="F3F5F7"/>
+      </w:pPr>
+      <w:r>
+        <w:t>sudo systemctl status citenest-site</w:t>
+      </w:r>
+    </w:p>
+    <w:p>
+      <w:r>
+        <w:t>Why: verifies both service state and startup configuration. The expected result is Loaded: ... enabled and Active: active (running).</w:t>
+      </w:r>
+    </w:p>
+    <w:p>
+      <w:pPr>
+        <w:pStyle w:val="CodeBlock"/>
+        <w:shd w:fill="F3F5F7"/>
+      </w:pPr>
+      <w:r>
+        <w:t>curl -I http://127.0.0.1:3100</w:t>
+      </w:r>
+    </w:p>
+    <w:p>
+      <w:r>
+        <w:t>Why: confirms that Next.js is responding locally after systemd starts it. A successful application normally returns HTTP 200.</w:t>
+      </w:r>
+    </w:p>
+    <w:p>
+      <w:pPr>
+        <w:pStyle w:val="CodeBlock"/>
+        <w:shd w:fill="F3F5F7"/>
+      </w:pPr>
+      <w:r>
+        <w:t>sudo systemctl enable --now cloudflared</w:t>
+        <w:br/>
+        <w:t>sudo systemctl status cloudflared</w:t>
+      </w:r>
+    </w:p>
+    <w:p>
+      <w:r>
+        <w:t>Why: Cloudflare Tunnel must also run independently of SSH and start after reboot. The status should show enabled and active (running).</w:t>
+      </w:r>
+    </w:p>
+    <w:p>
+      <w:pPr>
+        <w:pStyle w:val="CodeBlock"/>
+        <w:shd w:fill="F3F5F7"/>
+      </w:pPr>
+      <w:r>
+        <w:t>exit</w:t>
+      </w:r>
+    </w:p>
+    <w:p>
+      <w:r>
+        <w:t>After both services are enabled and active, closing SSH should not stop the website. systemd owns the processes rather than the SSH terminal.</w:t>
+      </w:r>
+    </w:p>
+    <w:p>
+      <w:pPr>
+        <w:pStyle w:val="Heading1"/>
+      </w:pPr>
+      <w:r>
+        <w:t>32. Final Reboot Verification</w:t>
+      </w:r>
+    </w:p>
+    <w:p>
+      <w:r>
+        <w:t>A production deployment should be tested through a complete reboot. This confirms that PostgreSQL, Next.js, and Cloudflare Tunnel all recover automatically without an administrator logging in.</w:t>
+      </w:r>
+    </w:p>
+    <w:p>
+      <w:pPr>
+        <w:pStyle w:val="CodeBlock"/>
+        <w:shd w:fill="F3F5F7"/>
+      </w:pPr>
+      <w:r>
+        <w:t>sudo reboot</w:t>
+      </w:r>
+    </w:p>
+    <w:p>
+      <w:r>
+        <w:t>Wait for the OCI VM to return, reconnect with SSH, and run:</w:t>
+      </w:r>
+    </w:p>
+    <w:p>
+      <w:pPr>
+        <w:pStyle w:val="CodeBlock"/>
+        <w:shd w:fill="F3F5F7"/>
+      </w:pPr>
+      <w:r>
+        <w:t>docker compose -f /home/ubuntu/citenest-site/compose.yaml ps</w:t>
+        <w:br/>
+        <w:t>sudo systemctl status citenest-site</w:t>
+        <w:br/>
+        <w:t>sudo systemctl status cloudflared</w:t>
+        <w:br/>
+        <w:t>curl -I http://127.0.0.1:3100</w:t>
+      </w:r>
+    </w:p>
+    <w:p>
+      <w:r>
+        <w:t>Expected: PostgreSQL is Up, citenest-site is enabled and active, cloudflared is enabled and active, and the local HTTP request succeeds. Finally open https://citenest.in from a browser to verify the complete public path.</w:t>
       </w:r>
     </w:p>
     <w:sectPr>
